--- a/paper/paper.docx
+++ b/paper/paper.docx
@@ -13054,7 +13054,7 @@
         <w:t xml:space="preserve"> </w:t>
       </w:r>
       <w:r>
-        <w:t xml:space="preserve">Albert School Madrid;</w:t>
+        <w:t xml:space="preserve">C2T Clinic;</w:t>
       </w:r>
       <w:r>
         <w:t xml:space="preserve"> </w:t>
